--- a/cv.docx
+++ b/cv.docx
@@ -1498,7 +1498,7 @@
         </w:numPr>
       </w:pPr>
       <w:r>
-        <w:t xml:space="preserve">Oren, E., Zhai, J., Rooney, T., Angelovici, R., Hale, C., Brindisi, L.J.,</w:t>
+        <w:t xml:space="preserve">Oren, E., Zhai, J., Rooney, T.E., Angelovici, R., Hale, C.O., Brindisi, L.J.,</w:t>
       </w:r>
       <w:r>
         <w:t xml:space="preserve"> </w:t>
@@ -1511,17 +1511,17 @@
         <w:t xml:space="preserve">Hsu, S-K.</w:t>
       </w:r>
       <w:r>
-        <w:t xml:space="preserve">, Gault, C., Hua, J., La, T., Lepak, N., Fu, Q., Buckler, E., &amp; Romay, C. (2025).</w:t>
-      </w:r>
-      <w:r>
-        <w:t xml:space="preserve"> </w:t>
-      </w:r>
-      <w:r>
-        <w:rPr>
-          <w:bCs/>
-          <w:b/>
-        </w:rPr>
-        <w:t xml:space="preserve">Grass Rhizome Proteomics Reveals Convergent Freezing-Tolerance Strategies</w:t>
+        <w:t xml:space="preserve">, Gault, C.M., Hua, J., La, T., Lepak, N., Fu, Q., Buckler, E.S., &amp; Romay, M.C. (2025).</w:t>
+      </w:r>
+      <w:r>
+        <w:t xml:space="preserve"> </w:t>
+      </w:r>
+      <w:r>
+        <w:rPr>
+          <w:bCs/>
+          <w:b/>
+        </w:rPr>
+        <w:t xml:space="preserve">Constrained evolution of a core winter proteome across independently cold-adapted PACMAD grasses</w:t>
       </w:r>
       <w:r>
         <w:t xml:space="preserve">.</w:t>
@@ -2061,7 +2061,7 @@
           <w:iCs/>
           <w:i/>
         </w:rPr>
-        <w:t xml:space="preserve">Last updated: 2026-02-01</w:t>
+        <w:t xml:space="preserve">Last updated: 2026-03-01</w:t>
       </w:r>
     </w:p>
     <w:bookmarkEnd w:id="26"/>

--- a/cv.docx
+++ b/cv.docx
@@ -464,6 +464,13 @@
           <w:bCs/>
           <w:b/>
         </w:rPr>
+        <w:t xml:space="preserve"> </w:t>
+      </w:r>
+      <w:r>
+        <w:rPr>
+          <w:bCs/>
+          <w:b/>
+        </w:rPr>
         <w:t xml:space="preserve">: evaluating gene models with evolution and machine learning</w:t>
       </w:r>
       <w:r>
@@ -2061,7 +2068,7 @@
           <w:iCs/>
           <w:i/>
         </w:rPr>
-        <w:t xml:space="preserve">Last updated: 2026-03-01</w:t>
+        <w:t xml:space="preserve">Last updated: 2026-04-01</w:t>
       </w:r>
     </w:p>
     <w:bookmarkEnd w:id="26"/>

--- a/cv.docx
+++ b/cv.docx
@@ -2290,7 +2290,7 @@
           <w:iCs/>
           <w:i/>
         </w:rPr>
-        <w:t xml:space="preserve">Last updated: 2026-06-11</w:t>
+        <w:t xml:space="preserve">Last updated: 2026-07-01</w:t>
       </w:r>
     </w:p>
     <w:bookmarkEnd w:id="26"/>

--- a/cv.docx
+++ b/cv.docx
@@ -2290,7 +2290,7 @@
           <w:iCs/>
           <w:i/>
         </w:rPr>
-        <w:t xml:space="preserve">Last updated: 2026-07-01</w:t>
+        <w:t xml:space="preserve">Last updated: 2026-08-01</w:t>
       </w:r>
     </w:p>
     <w:bookmarkEnd w:id="26"/>

--- a/cv.docx
+++ b/cv.docx
@@ -2290,7 +2290,7 @@
           <w:iCs/>
           <w:i/>
         </w:rPr>
-        <w:t xml:space="preserve">Last updated: 2026-08-01</w:t>
+        <w:t xml:space="preserve">Last updated: 2026-09-01</w:t>
       </w:r>
     </w:p>
     <w:bookmarkEnd w:id="26"/>
